--- a/admin/reinforcement_learning_team_project_instructions.docx
+++ b/admin/reinforcement_learning_team_project_instructions.docx
@@ -79,7 +79,7 @@
           <w:sz w:val="28"/>
           <w:szCs w:val="28"/>
         </w:rPr>
-        <w:t>Team Project Instructions</w:t>
+        <w:t>Project Instructions</w:t>
       </w:r>
     </w:p>
     <w:p>
@@ -100,14 +100,35 @@
           <w:sz w:val="24"/>
           <w:szCs w:val="24"/>
         </w:rPr>
-        <w:t>July 29</w:t>
-      </w:r>
-      <w:r>
-        <w:rPr>
-          <w:sz w:val="24"/>
-          <w:szCs w:val="24"/>
-        </w:rPr>
-        <w:t>, 2025</w:t>
+        <w:t>May</w:t>
+      </w:r>
+      <w:r>
+        <w:rPr>
+          <w:sz w:val="24"/>
+          <w:szCs w:val="24"/>
+        </w:rPr>
+        <w:t xml:space="preserve"> </w:t>
+      </w:r>
+      <w:r>
+        <w:rPr>
+          <w:sz w:val="24"/>
+          <w:szCs w:val="24"/>
+        </w:rPr>
+        <w:t>11</w:t>
+      </w:r>
+      <w:r>
+        <w:rPr>
+          <w:sz w:val="24"/>
+          <w:szCs w:val="24"/>
+        </w:rPr>
+        <w:t>, 202</w:t>
+      </w:r>
+      <w:r>
+        <w:rPr>
+          <w:sz w:val="24"/>
+          <w:szCs w:val="24"/>
+        </w:rPr>
+        <w:t>6</w:t>
       </w:r>
     </w:p>
     <w:p>
@@ -160,7 +181,21 @@
           <w:sz w:val="24"/>
           <w:szCs w:val="24"/>
         </w:rPr>
-        <w:t>Students will apply their learning to the goal of completing a substantial reinforcement learning course project.  Each student can work in teams of 2-3. This document outlines the necessary components of the final project.</w:t>
+        <w:t xml:space="preserve">Students will apply their learning to the goal of completing a substantial reinforcement learning course project.  Each student can work </w:t>
+      </w:r>
+      <w:r>
+        <w:rPr>
+          <w:sz w:val="24"/>
+          <w:szCs w:val="24"/>
+        </w:rPr>
+        <w:t>individually or in teams of 2-3</w:t>
+      </w:r>
+      <w:r>
+        <w:rPr>
+          <w:sz w:val="24"/>
+          <w:szCs w:val="24"/>
+        </w:rPr>
+        <w:t>. This document outlines the necessary components of the final project.</w:t>
       </w:r>
     </w:p>
     <w:p>
@@ -854,7 +889,21 @@
         </w:rPr>
         <w:t>i. Data import and preprocessing (1 PT)</w:t>
         <w:br/>
-        <w:t>Preprocessing include such tasks as imputing, binning, filtering, outlier treatment, feature engineering, text processing. If this is not necessary, provide justification.</w:t>
+        <w:t>Preprocessing include</w:t>
+      </w:r>
+      <w:r>
+        <w:rPr>
+          <w:sz w:val="24"/>
+          <w:szCs w:val="24"/>
+        </w:rPr>
+        <w:t>s</w:t>
+      </w:r>
+      <w:r>
+        <w:rPr>
+          <w:sz w:val="24"/>
+          <w:szCs w:val="24"/>
+        </w:rPr>
+        <w:t xml:space="preserve"> such tasks as imputing, binning, filtering, outlier treatment, feature engineering, text processing. If this is not necessary, provide justification.</w:t>
         <w:br/>
         <w:br/>
         <w:t>ii. Data splitting / sampling (0.5 PT)</w:t>
